--- a/docs/лаб12.docx
+++ b/docs/лаб12.docx
@@ -111,7 +111,7 @@
           <w:bCs/>
           <w:szCs w:val="28"/>
         </w:rPr>
-        <w:t>перспективной инженерии</w:t>
+        <w:t>Информационных технологий и кибербезопасности</w:t>
       </w:r>
     </w:p>
     <w:p>
@@ -807,7 +807,16 @@
                 <w:szCs w:val="28"/>
                 <w:u w:val="single"/>
               </w:rPr>
-              <w:t>, Института Перспективной Инженерии</w:t>
+              <w:t xml:space="preserve">, </w:t>
+            </w:r>
+            <w:r>
+              <w:rPr>
+                <w:bCs/>
+                <w:sz w:val="24"/>
+                <w:szCs w:val="24"/>
+                <w:u w:val="single"/>
+              </w:rPr>
+              <w:t>Информационных технологий и кибербезопасности</w:t>
             </w:r>
           </w:p>
           <w:p>
@@ -1308,31 +1317,7 @@
         <w:rPr>
           <w:szCs w:val="28"/>
         </w:rPr>
-        <w:t xml:space="preserve">Определяют общую структуру всего приложения или </w:t>
-      </w:r>
-      <w:r>
-        <w:rPr>
-          <w:szCs w:val="28"/>
-        </w:rPr>
-        <w:t>структуру</w:t>
-      </w:r>
-      <w:r>
-        <w:rPr>
-          <w:szCs w:val="28"/>
-        </w:rPr>
-        <w:t xml:space="preserve"> крупных модулей</w:t>
-      </w:r>
-      <w:r>
-        <w:rPr>
-          <w:szCs w:val="28"/>
-        </w:rPr>
-        <w:t xml:space="preserve">: </w:t>
-      </w:r>
-      <w:r>
-        <w:rPr>
-          <w:szCs w:val="28"/>
-        </w:rPr>
-        <w:t xml:space="preserve">как разделить ответственности между слоями, как организовать поток данных и управление. В отличие от </w:t>
+        <w:t xml:space="preserve">Определяют общую структуру всего приложения или структуру крупных модулей: как разделить ответственности между слоями, как организовать поток данных и управление. В отличие от </w:t>
       </w:r>
       <w:proofErr w:type="spellStart"/>
       <w:r>
@@ -1346,19 +1331,7 @@
         <w:rPr>
           <w:szCs w:val="28"/>
         </w:rPr>
-        <w:t xml:space="preserve">-паттернов (уровень классов), архитектурные паттерны задают </w:t>
-      </w:r>
-      <w:r>
-        <w:rPr>
-          <w:szCs w:val="28"/>
-        </w:rPr>
-        <w:t>структуру/каркас</w:t>
-      </w:r>
-      <w:r>
-        <w:rPr>
-          <w:szCs w:val="28"/>
-        </w:rPr>
-        <w:t xml:space="preserve"> всего приложения.</w:t>
+        <w:t>-паттернов (уровень классов), архитектурные паттерны задают структуру/каркас всего приложения.</w:t>
       </w:r>
     </w:p>
     <w:p>
@@ -1438,13 +1411,7 @@
         <w:rPr>
           <w:szCs w:val="28"/>
         </w:rPr>
-        <w:t>И</w:t>
-      </w:r>
-      <w:r>
-        <w:rPr>
-          <w:szCs w:val="28"/>
-        </w:rPr>
-        <w:t>дея: «разделить ответственности между слоями так, чтобы изменение одного слоя не ломало другие».</w:t>
+        <w:t>Идея: «разделить ответственности между слоями так, чтобы изменение одного слоя не ломало другие».</w:t>
       </w:r>
     </w:p>
     <w:p>
@@ -1639,6 +1606,7 @@
       </w:pPr>
       <w:r>
         <w:rPr>
+          <w:noProof/>
           <w:szCs w:val="28"/>
         </w:rPr>
         <w:drawing>
@@ -1925,7 +1893,6 @@
                 <w:szCs w:val="28"/>
               </w:rPr>
             </w:pPr>
-            <w:proofErr w:type="gramStart"/>
             <w:r>
               <w:rPr>
                 <w:rFonts w:cs="Times New Roman"/>
@@ -1942,7 +1909,6 @@
               <w:t>cshtml</w:t>
             </w:r>
             <w:proofErr w:type="spellEnd"/>
-            <w:proofErr w:type="gramEnd"/>
             <w:r>
               <w:rPr>
                 <w:rFonts w:cs="Times New Roman"/>
@@ -2585,7 +2551,6 @@
         <w:t xml:space="preserve">├── </w:t>
       </w:r>
       <w:proofErr w:type="spellStart"/>
-      <w:proofErr w:type="gramStart"/>
       <w:r>
         <w:rPr>
           <w:rFonts w:cs="Times New Roman"/>
@@ -2595,7 +2560,6 @@
         <w:t>appsettings.json</w:t>
       </w:r>
       <w:proofErr w:type="spellEnd"/>
-      <w:proofErr w:type="gramEnd"/>
     </w:p>
     <w:p>
       <w:pPr>
@@ -2699,14 +2663,7 @@
           <w:rFonts w:cs="Times New Roman"/>
           <w:szCs w:val="28"/>
         </w:rPr>
-        <w:t>Каталоги</w:t>
-      </w:r>
-      <w:r>
-        <w:rPr>
-          <w:rFonts w:cs="Times New Roman"/>
-          <w:szCs w:val="28"/>
-        </w:rPr>
-        <w:t xml:space="preserve"> </w:t>
+        <w:t xml:space="preserve">Каталоги </w:t>
       </w:r>
       <w:proofErr w:type="spellStart"/>
       <w:r>
@@ -2777,7 +2734,6 @@
         <w:t xml:space="preserve">public class </w:t>
       </w:r>
       <w:proofErr w:type="spellStart"/>
-      <w:proofErr w:type="gramStart"/>
       <w:r>
         <w:rPr>
           <w:rFonts w:cs="Times New Roman"/>
@@ -2793,16 +2749,7 @@
           <w:szCs w:val="28"/>
           <w:lang w:val="en-US"/>
         </w:rPr>
-        <w:t xml:space="preserve"> :</w:t>
-      </w:r>
-      <w:proofErr w:type="gramEnd"/>
-      <w:r>
-        <w:rPr>
-          <w:rFonts w:cs="Times New Roman"/>
-          <w:szCs w:val="28"/>
-          <w:lang w:val="en-US"/>
-        </w:rPr>
-        <w:t xml:space="preserve"> Controller</w:t>
+        <w:t xml:space="preserve"> : Controller</w:t>
       </w:r>
     </w:p>
     <w:p>
@@ -2932,7 +2879,6 @@
         <w:t xml:space="preserve">    public </w:t>
       </w:r>
       <w:proofErr w:type="spellStart"/>
-      <w:proofErr w:type="gramStart"/>
       <w:r>
         <w:rPr>
           <w:rFonts w:cs="Times New Roman"/>
@@ -2951,7 +2897,6 @@
         <w:t>(</w:t>
       </w:r>
       <w:proofErr w:type="spellStart"/>
-      <w:proofErr w:type="gramEnd"/>
       <w:r>
         <w:rPr>
           <w:rFonts w:cs="Times New Roman"/>
@@ -3095,25 +3040,7 @@
           <w:szCs w:val="28"/>
           <w:lang w:val="en-US"/>
         </w:rPr>
-        <w:t xml:space="preserve"> </w:t>
-      </w:r>
-      <w:proofErr w:type="gramStart"/>
-      <w:r>
-        <w:rPr>
-          <w:rFonts w:cs="Times New Roman"/>
-          <w:szCs w:val="28"/>
-          <w:lang w:val="en-US"/>
-        </w:rPr>
-        <w:t>Index(</w:t>
-      </w:r>
-      <w:proofErr w:type="gramEnd"/>
-      <w:r>
-        <w:rPr>
-          <w:rFonts w:cs="Times New Roman"/>
-          <w:szCs w:val="28"/>
-          <w:lang w:val="en-US"/>
-        </w:rPr>
-        <w:t>)</w:t>
+        <w:t xml:space="preserve"> Index()</w:t>
       </w:r>
     </w:p>
     <w:p>
@@ -3153,25 +3080,7 @@
           <w:szCs w:val="28"/>
           <w:lang w:val="en-US"/>
         </w:rPr>
-        <w:t xml:space="preserve">        return </w:t>
-      </w:r>
-      <w:proofErr w:type="gramStart"/>
-      <w:r>
-        <w:rPr>
-          <w:rFonts w:cs="Times New Roman"/>
-          <w:szCs w:val="28"/>
-          <w:lang w:val="en-US"/>
-        </w:rPr>
-        <w:t>View(</w:t>
-      </w:r>
-      <w:proofErr w:type="gramEnd"/>
-      <w:r>
-        <w:rPr>
-          <w:rFonts w:cs="Times New Roman"/>
-          <w:szCs w:val="28"/>
-          <w:lang w:val="en-US"/>
-        </w:rPr>
-        <w:t>);</w:t>
+        <w:t xml:space="preserve">        return View();</w:t>
       </w:r>
     </w:p>
     <w:p>
@@ -3241,25 +3150,7 @@
           <w:szCs w:val="28"/>
           <w:lang w:val="en-US"/>
         </w:rPr>
-        <w:t xml:space="preserve"> </w:t>
-      </w:r>
-      <w:proofErr w:type="gramStart"/>
-      <w:r>
-        <w:rPr>
-          <w:rFonts w:cs="Times New Roman"/>
-          <w:szCs w:val="28"/>
-          <w:lang w:val="en-US"/>
-        </w:rPr>
-        <w:t>Privacy(</w:t>
-      </w:r>
-      <w:proofErr w:type="gramEnd"/>
-      <w:r>
-        <w:rPr>
-          <w:rFonts w:cs="Times New Roman"/>
-          <w:szCs w:val="28"/>
-          <w:lang w:val="en-US"/>
-        </w:rPr>
-        <w:t>)</w:t>
+        <w:t xml:space="preserve"> Privacy()</w:t>
       </w:r>
     </w:p>
     <w:p>
@@ -3299,25 +3190,7 @@
           <w:szCs w:val="28"/>
           <w:lang w:val="en-US"/>
         </w:rPr>
-        <w:t xml:space="preserve">        return </w:t>
-      </w:r>
-      <w:proofErr w:type="gramStart"/>
-      <w:r>
-        <w:rPr>
-          <w:rFonts w:cs="Times New Roman"/>
-          <w:szCs w:val="28"/>
-          <w:lang w:val="en-US"/>
-        </w:rPr>
-        <w:t>View(</w:t>
-      </w:r>
-      <w:proofErr w:type="gramEnd"/>
-      <w:r>
-        <w:rPr>
-          <w:rFonts w:cs="Times New Roman"/>
-          <w:szCs w:val="28"/>
-          <w:lang w:val="en-US"/>
-        </w:rPr>
-        <w:t>);</w:t>
+        <w:t xml:space="preserve">        return View();</w:t>
       </w:r>
     </w:p>
     <w:p>
@@ -3372,7 +3245,6 @@
         <w:t xml:space="preserve">    [</w:t>
       </w:r>
       <w:proofErr w:type="spellStart"/>
-      <w:proofErr w:type="gramStart"/>
       <w:r>
         <w:rPr>
           <w:rFonts w:cs="Times New Roman"/>
@@ -3388,525 +3260,395 @@
           <w:szCs w:val="28"/>
           <w:lang w:val="en-US"/>
         </w:rPr>
+        <w:t xml:space="preserve">(Duration = 0, Location = </w:t>
+      </w:r>
+      <w:proofErr w:type="spellStart"/>
+      <w:r>
+        <w:rPr>
+          <w:rFonts w:cs="Times New Roman"/>
+          <w:szCs w:val="28"/>
+          <w:lang w:val="en-US"/>
+        </w:rPr>
+        <w:t>ResponseCacheLocation.None</w:t>
+      </w:r>
+      <w:proofErr w:type="spellEnd"/>
+      <w:r>
+        <w:rPr>
+          <w:rFonts w:cs="Times New Roman"/>
+          <w:szCs w:val="28"/>
+          <w:lang w:val="en-US"/>
+        </w:rPr>
+        <w:t xml:space="preserve">, </w:t>
+      </w:r>
+      <w:proofErr w:type="spellStart"/>
+      <w:r>
+        <w:rPr>
+          <w:rFonts w:cs="Times New Roman"/>
+          <w:szCs w:val="28"/>
+          <w:lang w:val="en-US"/>
+        </w:rPr>
+        <w:t>NoStore</w:t>
+      </w:r>
+      <w:proofErr w:type="spellEnd"/>
+      <w:r>
+        <w:rPr>
+          <w:rFonts w:cs="Times New Roman"/>
+          <w:szCs w:val="28"/>
+          <w:lang w:val="en-US"/>
+        </w:rPr>
+        <w:t xml:space="preserve"> = true)]</w:t>
+      </w:r>
+    </w:p>
+    <w:p>
+      <w:pPr>
+        <w:spacing w:after="0" w:line="360" w:lineRule="auto"/>
+        <w:ind w:firstLine="709"/>
+        <w:jc w:val="both"/>
+        <w:rPr>
+          <w:rFonts w:cs="Times New Roman"/>
+          <w:szCs w:val="28"/>
+          <w:lang w:val="en-US"/>
+        </w:rPr>
+      </w:pPr>
+      <w:r>
+        <w:rPr>
+          <w:rFonts w:cs="Times New Roman"/>
+          <w:szCs w:val="28"/>
+          <w:lang w:val="en-US"/>
+        </w:rPr>
+        <w:t xml:space="preserve">    public </w:t>
+      </w:r>
+      <w:proofErr w:type="spellStart"/>
+      <w:r>
+        <w:rPr>
+          <w:rFonts w:cs="Times New Roman"/>
+          <w:szCs w:val="28"/>
+          <w:lang w:val="en-US"/>
+        </w:rPr>
+        <w:t>IActionResult</w:t>
+      </w:r>
+      <w:proofErr w:type="spellEnd"/>
+      <w:r>
+        <w:rPr>
+          <w:rFonts w:cs="Times New Roman"/>
+          <w:szCs w:val="28"/>
+          <w:lang w:val="en-US"/>
+        </w:rPr>
+        <w:t xml:space="preserve"> Error()</w:t>
+      </w:r>
+    </w:p>
+    <w:p>
+      <w:pPr>
+        <w:spacing w:after="0" w:line="360" w:lineRule="auto"/>
+        <w:ind w:firstLine="709"/>
+        <w:jc w:val="both"/>
+        <w:rPr>
+          <w:rFonts w:cs="Times New Roman"/>
+          <w:szCs w:val="28"/>
+          <w:lang w:val="en-US"/>
+        </w:rPr>
+      </w:pPr>
+      <w:r>
+        <w:rPr>
+          <w:rFonts w:cs="Times New Roman"/>
+          <w:szCs w:val="28"/>
+          <w:lang w:val="en-US"/>
+        </w:rPr>
+        <w:t xml:space="preserve">    {</w:t>
+      </w:r>
+    </w:p>
+    <w:p>
+      <w:pPr>
+        <w:spacing w:after="0" w:line="360" w:lineRule="auto"/>
+        <w:ind w:firstLine="709"/>
+        <w:jc w:val="both"/>
+        <w:rPr>
+          <w:rFonts w:cs="Times New Roman"/>
+          <w:szCs w:val="28"/>
+        </w:rPr>
+      </w:pPr>
+      <w:r>
+        <w:rPr>
+          <w:rFonts w:cs="Times New Roman"/>
+          <w:szCs w:val="28"/>
+          <w:lang w:val="en-US"/>
+        </w:rPr>
+        <w:t xml:space="preserve">        return View(new </w:t>
+      </w:r>
+      <w:proofErr w:type="spellStart"/>
+      <w:r>
+        <w:rPr>
+          <w:rFonts w:cs="Times New Roman"/>
+          <w:szCs w:val="28"/>
+          <w:lang w:val="en-US"/>
+        </w:rPr>
+        <w:t>ErrorViewModel</w:t>
+      </w:r>
+      <w:proofErr w:type="spellEnd"/>
+      <w:r>
+        <w:rPr>
+          <w:rFonts w:cs="Times New Roman"/>
+          <w:szCs w:val="28"/>
+          <w:lang w:val="en-US"/>
+        </w:rPr>
+        <w:t xml:space="preserve"> { </w:t>
+      </w:r>
+      <w:proofErr w:type="spellStart"/>
+      <w:r>
+        <w:rPr>
+          <w:rFonts w:cs="Times New Roman"/>
+          <w:szCs w:val="28"/>
+          <w:lang w:val="en-US"/>
+        </w:rPr>
+        <w:t>RequestId</w:t>
+      </w:r>
+      <w:proofErr w:type="spellEnd"/>
+      <w:r>
+        <w:rPr>
+          <w:rFonts w:cs="Times New Roman"/>
+          <w:szCs w:val="28"/>
+          <w:lang w:val="en-US"/>
+        </w:rPr>
+        <w:t xml:space="preserve"> = </w:t>
+      </w:r>
+      <w:proofErr w:type="spellStart"/>
+      <w:r>
+        <w:rPr>
+          <w:rFonts w:cs="Times New Roman"/>
+          <w:szCs w:val="28"/>
+          <w:lang w:val="en-US"/>
+        </w:rPr>
+        <w:t>Activity.Current?.Id</w:t>
+      </w:r>
+      <w:proofErr w:type="spellEnd"/>
+      <w:r>
+        <w:rPr>
+          <w:rFonts w:cs="Times New Roman"/>
+          <w:szCs w:val="28"/>
+          <w:lang w:val="en-US"/>
+        </w:rPr>
+        <w:t xml:space="preserve"> ?? </w:t>
+      </w:r>
+      <w:proofErr w:type="spellStart"/>
+      <w:r>
+        <w:rPr>
+          <w:rFonts w:cs="Times New Roman"/>
+          <w:szCs w:val="28"/>
+        </w:rPr>
+        <w:t>HttpContext.TraceIdentifier</w:t>
+      </w:r>
+      <w:proofErr w:type="spellEnd"/>
+      <w:r>
+        <w:rPr>
+          <w:rFonts w:cs="Times New Roman"/>
+          <w:szCs w:val="28"/>
+        </w:rPr>
+        <w:t xml:space="preserve"> });</w:t>
+      </w:r>
+    </w:p>
+    <w:p>
+      <w:pPr>
+        <w:spacing w:after="0" w:line="360" w:lineRule="auto"/>
+        <w:ind w:firstLine="709"/>
+        <w:jc w:val="both"/>
+        <w:rPr>
+          <w:rFonts w:cs="Times New Roman"/>
+          <w:szCs w:val="28"/>
+        </w:rPr>
+      </w:pPr>
+      <w:r>
+        <w:rPr>
+          <w:rFonts w:cs="Times New Roman"/>
+          <w:szCs w:val="28"/>
+        </w:rPr>
+        <w:t xml:space="preserve">    }</w:t>
+      </w:r>
+    </w:p>
+    <w:p>
+      <w:pPr>
+        <w:spacing w:after="0" w:line="360" w:lineRule="auto"/>
+        <w:ind w:firstLine="709"/>
+        <w:jc w:val="both"/>
+        <w:rPr>
+          <w:rFonts w:cs="Times New Roman"/>
+          <w:szCs w:val="28"/>
+        </w:rPr>
+      </w:pPr>
+      <w:r>
+        <w:rPr>
+          <w:rFonts w:cs="Times New Roman"/>
+          <w:szCs w:val="28"/>
+        </w:rPr>
+        <w:t>}</w:t>
+      </w:r>
+    </w:p>
+    <w:p>
+      <w:pPr>
+        <w:spacing w:after="0" w:line="360" w:lineRule="auto"/>
+        <w:ind w:firstLine="709"/>
+        <w:jc w:val="both"/>
+        <w:rPr>
+          <w:rFonts w:cs="Times New Roman"/>
+          <w:szCs w:val="28"/>
+        </w:rPr>
+      </w:pPr>
+    </w:p>
+    <w:p>
+      <w:pPr>
+        <w:spacing w:after="0" w:line="360" w:lineRule="auto"/>
+        <w:ind w:firstLine="709"/>
+        <w:jc w:val="both"/>
+        <w:rPr>
+          <w:rFonts w:cs="Times New Roman"/>
+          <w:szCs w:val="28"/>
+          <w:lang w:val="en-US"/>
+        </w:rPr>
+      </w:pPr>
+      <w:r>
+        <w:rPr>
+          <w:rFonts w:cs="Times New Roman"/>
+          <w:szCs w:val="28"/>
+          <w:lang w:val="en-US"/>
+        </w:rPr>
+        <w:t xml:space="preserve">public class </w:t>
+      </w:r>
+      <w:proofErr w:type="spellStart"/>
+      <w:r>
+        <w:rPr>
+          <w:rFonts w:cs="Times New Roman"/>
+          <w:szCs w:val="28"/>
+          <w:lang w:val="en-US"/>
+        </w:rPr>
+        <w:t>ErrorViewModel</w:t>
+      </w:r>
+      <w:proofErr w:type="spellEnd"/>
+    </w:p>
+    <w:p>
+      <w:pPr>
+        <w:spacing w:after="0" w:line="360" w:lineRule="auto"/>
+        <w:ind w:firstLine="709"/>
+        <w:jc w:val="both"/>
+        <w:rPr>
+          <w:rFonts w:cs="Times New Roman"/>
+          <w:szCs w:val="28"/>
+          <w:lang w:val="en-US"/>
+        </w:rPr>
+      </w:pPr>
+      <w:r>
+        <w:rPr>
+          <w:rFonts w:cs="Times New Roman"/>
+          <w:szCs w:val="28"/>
+          <w:lang w:val="en-US"/>
+        </w:rPr>
+        <w:t>{</w:t>
+      </w:r>
+    </w:p>
+    <w:p>
+      <w:pPr>
+        <w:spacing w:after="0" w:line="360" w:lineRule="auto"/>
+        <w:ind w:firstLine="709"/>
+        <w:jc w:val="both"/>
+        <w:rPr>
+          <w:rFonts w:cs="Times New Roman"/>
+          <w:szCs w:val="28"/>
+          <w:lang w:val="en-US"/>
+        </w:rPr>
+      </w:pPr>
+      <w:r>
+        <w:rPr>
+          <w:rFonts w:cs="Times New Roman"/>
+          <w:szCs w:val="28"/>
+          <w:lang w:val="en-US"/>
+        </w:rPr>
+        <w:t xml:space="preserve">    public string? </w:t>
+      </w:r>
+      <w:proofErr w:type="spellStart"/>
+      <w:r>
+        <w:rPr>
+          <w:rFonts w:cs="Times New Roman"/>
+          <w:szCs w:val="28"/>
+          <w:lang w:val="en-US"/>
+        </w:rPr>
+        <w:t>RequestId</w:t>
+      </w:r>
+      <w:proofErr w:type="spellEnd"/>
+      <w:r>
+        <w:rPr>
+          <w:rFonts w:cs="Times New Roman"/>
+          <w:szCs w:val="28"/>
+          <w:lang w:val="en-US"/>
+        </w:rPr>
+        <w:t xml:space="preserve"> { get; set; }</w:t>
+      </w:r>
+    </w:p>
+    <w:p>
+      <w:pPr>
+        <w:spacing w:after="0" w:line="360" w:lineRule="auto"/>
+        <w:ind w:firstLine="709"/>
+        <w:jc w:val="both"/>
+        <w:rPr>
+          <w:rFonts w:cs="Times New Roman"/>
+          <w:szCs w:val="28"/>
+          <w:lang w:val="en-US"/>
+        </w:rPr>
+      </w:pPr>
+    </w:p>
+    <w:p>
+      <w:pPr>
+        <w:spacing w:after="0" w:line="360" w:lineRule="auto"/>
+        <w:ind w:firstLine="709"/>
+        <w:jc w:val="both"/>
+        <w:rPr>
+          <w:rFonts w:cs="Times New Roman"/>
+          <w:szCs w:val="28"/>
+          <w:lang w:val="en-US"/>
+        </w:rPr>
+      </w:pPr>
+      <w:r>
+        <w:rPr>
+          <w:rFonts w:cs="Times New Roman"/>
+          <w:szCs w:val="28"/>
+          <w:lang w:val="en-US"/>
+        </w:rPr>
+        <w:t xml:space="preserve">    public bool </w:t>
+      </w:r>
+      <w:proofErr w:type="spellStart"/>
+      <w:r>
+        <w:rPr>
+          <w:rFonts w:cs="Times New Roman"/>
+          <w:szCs w:val="28"/>
+          <w:lang w:val="en-US"/>
+        </w:rPr>
+        <w:t>ShowRequestId</w:t>
+      </w:r>
+      <w:proofErr w:type="spellEnd"/>
+      <w:r>
+        <w:rPr>
+          <w:rFonts w:cs="Times New Roman"/>
+          <w:szCs w:val="28"/>
+          <w:lang w:val="en-US"/>
+        </w:rPr>
+        <w:t xml:space="preserve"> =&gt; !</w:t>
+      </w:r>
+      <w:proofErr w:type="spellStart"/>
+      <w:r>
+        <w:rPr>
+          <w:rFonts w:cs="Times New Roman"/>
+          <w:szCs w:val="28"/>
+          <w:lang w:val="en-US"/>
+        </w:rPr>
+        <w:t>string.IsNullOrEmpty</w:t>
+      </w:r>
+      <w:proofErr w:type="spellEnd"/>
+      <w:r>
+        <w:rPr>
+          <w:rFonts w:cs="Times New Roman"/>
+          <w:szCs w:val="28"/>
+          <w:lang w:val="en-US"/>
+        </w:rPr>
         <w:t>(</w:t>
       </w:r>
-      <w:proofErr w:type="gramEnd"/>
-      <w:r>
-        <w:rPr>
-          <w:rFonts w:cs="Times New Roman"/>
-          <w:szCs w:val="28"/>
-          <w:lang w:val="en-US"/>
-        </w:rPr>
-        <w:t xml:space="preserve">Duration = 0, Location = </w:t>
-      </w:r>
       <w:proofErr w:type="spellStart"/>
-      <w:r>
-        <w:rPr>
-          <w:rFonts w:cs="Times New Roman"/>
-          <w:szCs w:val="28"/>
-          <w:lang w:val="en-US"/>
-        </w:rPr>
-        <w:t>ResponseCacheLocation.None</w:t>
-      </w:r>
-      <w:proofErr w:type="spellEnd"/>
-      <w:r>
-        <w:rPr>
-          <w:rFonts w:cs="Times New Roman"/>
-          <w:szCs w:val="28"/>
-          <w:lang w:val="en-US"/>
-        </w:rPr>
-        <w:t xml:space="preserve">, </w:t>
-      </w:r>
-      <w:proofErr w:type="spellStart"/>
-      <w:r>
-        <w:rPr>
-          <w:rFonts w:cs="Times New Roman"/>
-          <w:szCs w:val="28"/>
-          <w:lang w:val="en-US"/>
-        </w:rPr>
-        <w:t>NoStore</w:t>
-      </w:r>
-      <w:proofErr w:type="spellEnd"/>
-      <w:r>
-        <w:rPr>
-          <w:rFonts w:cs="Times New Roman"/>
-          <w:szCs w:val="28"/>
-          <w:lang w:val="en-US"/>
-        </w:rPr>
-        <w:t xml:space="preserve"> = true)]</w:t>
-      </w:r>
-    </w:p>
-    <w:p>
-      <w:pPr>
-        <w:spacing w:after="0" w:line="360" w:lineRule="auto"/>
-        <w:ind w:firstLine="709"/>
-        <w:jc w:val="both"/>
-        <w:rPr>
-          <w:rFonts w:cs="Times New Roman"/>
-          <w:szCs w:val="28"/>
-          <w:lang w:val="en-US"/>
-        </w:rPr>
-      </w:pPr>
-      <w:r>
-        <w:rPr>
-          <w:rFonts w:cs="Times New Roman"/>
-          <w:szCs w:val="28"/>
-          <w:lang w:val="en-US"/>
-        </w:rPr>
-        <w:t xml:space="preserve">    public </w:t>
-      </w:r>
-      <w:proofErr w:type="spellStart"/>
-      <w:r>
-        <w:rPr>
-          <w:rFonts w:cs="Times New Roman"/>
-          <w:szCs w:val="28"/>
-          <w:lang w:val="en-US"/>
-        </w:rPr>
-        <w:t>IActionResult</w:t>
-      </w:r>
-      <w:proofErr w:type="spellEnd"/>
-      <w:r>
-        <w:rPr>
-          <w:rFonts w:cs="Times New Roman"/>
-          <w:szCs w:val="28"/>
-          <w:lang w:val="en-US"/>
-        </w:rPr>
-        <w:t xml:space="preserve"> </w:t>
-      </w:r>
-      <w:proofErr w:type="gramStart"/>
-      <w:r>
-        <w:rPr>
-          <w:rFonts w:cs="Times New Roman"/>
-          <w:szCs w:val="28"/>
-          <w:lang w:val="en-US"/>
-        </w:rPr>
-        <w:t>Error(</w:t>
-      </w:r>
-      <w:proofErr w:type="gramEnd"/>
-      <w:r>
-        <w:rPr>
-          <w:rFonts w:cs="Times New Roman"/>
-          <w:szCs w:val="28"/>
-          <w:lang w:val="en-US"/>
-        </w:rPr>
-        <w:t>)</w:t>
-      </w:r>
-    </w:p>
-    <w:p>
-      <w:pPr>
-        <w:spacing w:after="0" w:line="360" w:lineRule="auto"/>
-        <w:ind w:firstLine="709"/>
-        <w:jc w:val="both"/>
-        <w:rPr>
-          <w:rFonts w:cs="Times New Roman"/>
-          <w:szCs w:val="28"/>
-          <w:lang w:val="en-US"/>
-        </w:rPr>
-      </w:pPr>
-      <w:r>
-        <w:rPr>
-          <w:rFonts w:cs="Times New Roman"/>
-          <w:szCs w:val="28"/>
-          <w:lang w:val="en-US"/>
-        </w:rPr>
-        <w:t xml:space="preserve">    {</w:t>
-      </w:r>
-    </w:p>
-    <w:p>
-      <w:pPr>
-        <w:spacing w:after="0" w:line="360" w:lineRule="auto"/>
-        <w:ind w:firstLine="709"/>
-        <w:jc w:val="both"/>
-        <w:rPr>
-          <w:rFonts w:cs="Times New Roman"/>
-          <w:szCs w:val="28"/>
-        </w:rPr>
-      </w:pPr>
-      <w:r>
-        <w:rPr>
-          <w:rFonts w:cs="Times New Roman"/>
-          <w:szCs w:val="28"/>
-          <w:lang w:val="en-US"/>
-        </w:rPr>
-        <w:t xml:space="preserve">        return </w:t>
-      </w:r>
-      <w:proofErr w:type="gramStart"/>
-      <w:r>
-        <w:rPr>
-          <w:rFonts w:cs="Times New Roman"/>
-          <w:szCs w:val="28"/>
-          <w:lang w:val="en-US"/>
-        </w:rPr>
-        <w:t>View(</w:t>
-      </w:r>
-      <w:proofErr w:type="gramEnd"/>
-      <w:r>
-        <w:rPr>
-          <w:rFonts w:cs="Times New Roman"/>
-          <w:szCs w:val="28"/>
-          <w:lang w:val="en-US"/>
-        </w:rPr>
-        <w:t xml:space="preserve">new </w:t>
-      </w:r>
-      <w:proofErr w:type="spellStart"/>
-      <w:r>
-        <w:rPr>
-          <w:rFonts w:cs="Times New Roman"/>
-          <w:szCs w:val="28"/>
-          <w:lang w:val="en-US"/>
-        </w:rPr>
-        <w:t>ErrorViewModel</w:t>
-      </w:r>
-      <w:proofErr w:type="spellEnd"/>
-      <w:r>
-        <w:rPr>
-          <w:rFonts w:cs="Times New Roman"/>
-          <w:szCs w:val="28"/>
-          <w:lang w:val="en-US"/>
-        </w:rPr>
-        <w:t xml:space="preserve"> </w:t>
-      </w:r>
-      <w:proofErr w:type="gramStart"/>
-      <w:r>
-        <w:rPr>
-          <w:rFonts w:cs="Times New Roman"/>
-          <w:szCs w:val="28"/>
-          <w:lang w:val="en-US"/>
-        </w:rPr>
-        <w:t xml:space="preserve">{ </w:t>
-      </w:r>
-      <w:proofErr w:type="spellStart"/>
-      <w:r>
-        <w:rPr>
-          <w:rFonts w:cs="Times New Roman"/>
-          <w:szCs w:val="28"/>
-          <w:lang w:val="en-US"/>
-        </w:rPr>
-        <w:t>RequestId</w:t>
-      </w:r>
-      <w:proofErr w:type="spellEnd"/>
-      <w:proofErr w:type="gramEnd"/>
-      <w:r>
-        <w:rPr>
-          <w:rFonts w:cs="Times New Roman"/>
-          <w:szCs w:val="28"/>
-          <w:lang w:val="en-US"/>
-        </w:rPr>
-        <w:t xml:space="preserve"> = </w:t>
-      </w:r>
-      <w:proofErr w:type="spellStart"/>
-      <w:proofErr w:type="gramStart"/>
-      <w:r>
-        <w:rPr>
-          <w:rFonts w:cs="Times New Roman"/>
-          <w:szCs w:val="28"/>
-          <w:lang w:val="en-US"/>
-        </w:rPr>
-        <w:t>Activity.Current?.Id</w:t>
-      </w:r>
-      <w:proofErr w:type="spellEnd"/>
-      <w:r>
-        <w:rPr>
-          <w:rFonts w:cs="Times New Roman"/>
-          <w:szCs w:val="28"/>
-          <w:lang w:val="en-US"/>
-        </w:rPr>
-        <w:t xml:space="preserve"> ??</w:t>
-      </w:r>
-      <w:proofErr w:type="gramEnd"/>
-      <w:r>
-        <w:rPr>
-          <w:rFonts w:cs="Times New Roman"/>
-          <w:szCs w:val="28"/>
-          <w:lang w:val="en-US"/>
-        </w:rPr>
-        <w:t xml:space="preserve"> </w:t>
-      </w:r>
-      <w:proofErr w:type="spellStart"/>
-      <w:proofErr w:type="gramStart"/>
-      <w:r>
-        <w:rPr>
-          <w:rFonts w:cs="Times New Roman"/>
-          <w:szCs w:val="28"/>
-        </w:rPr>
-        <w:t>HttpContext.TraceIdentifier</w:t>
-      </w:r>
-      <w:proofErr w:type="spellEnd"/>
-      <w:r>
-        <w:rPr>
-          <w:rFonts w:cs="Times New Roman"/>
-          <w:szCs w:val="28"/>
-        </w:rPr>
-        <w:t xml:space="preserve"> }</w:t>
-      </w:r>
-      <w:proofErr w:type="gramEnd"/>
-      <w:r>
-        <w:rPr>
-          <w:rFonts w:cs="Times New Roman"/>
-          <w:szCs w:val="28"/>
-        </w:rPr>
-        <w:t>);</w:t>
-      </w:r>
-    </w:p>
-    <w:p>
-      <w:pPr>
-        <w:spacing w:after="0" w:line="360" w:lineRule="auto"/>
-        <w:ind w:firstLine="709"/>
-        <w:jc w:val="both"/>
-        <w:rPr>
-          <w:rFonts w:cs="Times New Roman"/>
-          <w:szCs w:val="28"/>
-        </w:rPr>
-      </w:pPr>
-      <w:r>
-        <w:rPr>
-          <w:rFonts w:cs="Times New Roman"/>
-          <w:szCs w:val="28"/>
-        </w:rPr>
-        <w:t xml:space="preserve">    }</w:t>
-      </w:r>
-    </w:p>
-    <w:p>
-      <w:pPr>
-        <w:spacing w:after="0" w:line="360" w:lineRule="auto"/>
-        <w:ind w:firstLine="709"/>
-        <w:jc w:val="both"/>
-        <w:rPr>
-          <w:rFonts w:cs="Times New Roman"/>
-          <w:szCs w:val="28"/>
-        </w:rPr>
-      </w:pPr>
-      <w:r>
-        <w:rPr>
-          <w:rFonts w:cs="Times New Roman"/>
-          <w:szCs w:val="28"/>
-        </w:rPr>
-        <w:t>}</w:t>
-      </w:r>
-    </w:p>
-    <w:p>
-      <w:pPr>
-        <w:spacing w:after="0" w:line="360" w:lineRule="auto"/>
-        <w:ind w:firstLine="709"/>
-        <w:jc w:val="both"/>
-        <w:rPr>
-          <w:rFonts w:cs="Times New Roman"/>
-          <w:szCs w:val="28"/>
-        </w:rPr>
-      </w:pPr>
-    </w:p>
-    <w:p>
-      <w:pPr>
-        <w:spacing w:after="0" w:line="360" w:lineRule="auto"/>
-        <w:ind w:firstLine="709"/>
-        <w:jc w:val="both"/>
-        <w:rPr>
-          <w:rFonts w:cs="Times New Roman"/>
-          <w:szCs w:val="28"/>
-          <w:lang w:val="en-US"/>
-        </w:rPr>
-      </w:pPr>
-      <w:r>
-        <w:rPr>
-          <w:rFonts w:cs="Times New Roman"/>
-          <w:szCs w:val="28"/>
-          <w:lang w:val="en-US"/>
-        </w:rPr>
-        <w:t xml:space="preserve">public class </w:t>
-      </w:r>
-      <w:proofErr w:type="spellStart"/>
-      <w:r>
-        <w:rPr>
-          <w:rFonts w:cs="Times New Roman"/>
-          <w:szCs w:val="28"/>
-          <w:lang w:val="en-US"/>
-        </w:rPr>
-        <w:t>ErrorViewModel</w:t>
-      </w:r>
-      <w:proofErr w:type="spellEnd"/>
-    </w:p>
-    <w:p>
-      <w:pPr>
-        <w:spacing w:after="0" w:line="360" w:lineRule="auto"/>
-        <w:ind w:firstLine="709"/>
-        <w:jc w:val="both"/>
-        <w:rPr>
-          <w:rFonts w:cs="Times New Roman"/>
-          <w:szCs w:val="28"/>
-          <w:lang w:val="en-US"/>
-        </w:rPr>
-      </w:pPr>
-      <w:r>
-        <w:rPr>
-          <w:rFonts w:cs="Times New Roman"/>
-          <w:szCs w:val="28"/>
-          <w:lang w:val="en-US"/>
-        </w:rPr>
-        <w:t>{</w:t>
-      </w:r>
-    </w:p>
-    <w:p>
-      <w:pPr>
-        <w:spacing w:after="0" w:line="360" w:lineRule="auto"/>
-        <w:ind w:firstLine="709"/>
-        <w:jc w:val="both"/>
-        <w:rPr>
-          <w:rFonts w:cs="Times New Roman"/>
-          <w:szCs w:val="28"/>
-          <w:lang w:val="en-US"/>
-        </w:rPr>
-      </w:pPr>
-      <w:r>
-        <w:rPr>
-          <w:rFonts w:cs="Times New Roman"/>
-          <w:szCs w:val="28"/>
-          <w:lang w:val="en-US"/>
-        </w:rPr>
-        <w:t xml:space="preserve">    public string? </w:t>
-      </w:r>
-      <w:proofErr w:type="spellStart"/>
-      <w:r>
-        <w:rPr>
-          <w:rFonts w:cs="Times New Roman"/>
-          <w:szCs w:val="28"/>
-          <w:lang w:val="en-US"/>
-        </w:rPr>
-        <w:t>RequestId</w:t>
-      </w:r>
-      <w:proofErr w:type="spellEnd"/>
-      <w:r>
-        <w:rPr>
-          <w:rFonts w:cs="Times New Roman"/>
-          <w:szCs w:val="28"/>
-          <w:lang w:val="en-US"/>
-        </w:rPr>
-        <w:t xml:space="preserve"> </w:t>
-      </w:r>
-      <w:proofErr w:type="gramStart"/>
-      <w:r>
-        <w:rPr>
-          <w:rFonts w:cs="Times New Roman"/>
-          <w:szCs w:val="28"/>
-          <w:lang w:val="en-US"/>
-        </w:rPr>
-        <w:t>{ get</w:t>
-      </w:r>
-      <w:proofErr w:type="gramEnd"/>
-      <w:r>
-        <w:rPr>
-          <w:rFonts w:cs="Times New Roman"/>
-          <w:szCs w:val="28"/>
-          <w:lang w:val="en-US"/>
-        </w:rPr>
-        <w:t>; set</w:t>
-      </w:r>
-      <w:proofErr w:type="gramStart"/>
-      <w:r>
-        <w:rPr>
-          <w:rFonts w:cs="Times New Roman"/>
-          <w:szCs w:val="28"/>
-          <w:lang w:val="en-US"/>
-        </w:rPr>
-        <w:t>; }</w:t>
-      </w:r>
-      <w:proofErr w:type="gramEnd"/>
-    </w:p>
-    <w:p>
-      <w:pPr>
-        <w:spacing w:after="0" w:line="360" w:lineRule="auto"/>
-        <w:ind w:firstLine="709"/>
-        <w:jc w:val="both"/>
-        <w:rPr>
-          <w:rFonts w:cs="Times New Roman"/>
-          <w:szCs w:val="28"/>
-          <w:lang w:val="en-US"/>
-        </w:rPr>
-      </w:pPr>
-    </w:p>
-    <w:p>
-      <w:pPr>
-        <w:spacing w:after="0" w:line="360" w:lineRule="auto"/>
-        <w:ind w:firstLine="709"/>
-        <w:jc w:val="both"/>
-        <w:rPr>
-          <w:rFonts w:cs="Times New Roman"/>
-          <w:szCs w:val="28"/>
-          <w:lang w:val="en-US"/>
-        </w:rPr>
-      </w:pPr>
-      <w:r>
-        <w:rPr>
-          <w:rFonts w:cs="Times New Roman"/>
-          <w:szCs w:val="28"/>
-          <w:lang w:val="en-US"/>
-        </w:rPr>
-        <w:t xml:space="preserve">    public bool </w:t>
-      </w:r>
-      <w:proofErr w:type="spellStart"/>
-      <w:r>
-        <w:rPr>
-          <w:rFonts w:cs="Times New Roman"/>
-          <w:szCs w:val="28"/>
-          <w:lang w:val="en-US"/>
-        </w:rPr>
-        <w:t>ShowRequestId</w:t>
-      </w:r>
-      <w:proofErr w:type="spellEnd"/>
-      <w:r>
-        <w:rPr>
-          <w:rFonts w:cs="Times New Roman"/>
-          <w:szCs w:val="28"/>
-          <w:lang w:val="en-US"/>
-        </w:rPr>
-        <w:t xml:space="preserve"> =</w:t>
-      </w:r>
-      <w:proofErr w:type="gramStart"/>
-      <w:r>
-        <w:rPr>
-          <w:rFonts w:cs="Times New Roman"/>
-          <w:szCs w:val="28"/>
-          <w:lang w:val="en-US"/>
-        </w:rPr>
-        <w:t>&gt; !</w:t>
-      </w:r>
-      <w:proofErr w:type="spellStart"/>
-      <w:r>
-        <w:rPr>
-          <w:rFonts w:cs="Times New Roman"/>
-          <w:szCs w:val="28"/>
-          <w:lang w:val="en-US"/>
-        </w:rPr>
-        <w:t>string</w:t>
-      </w:r>
-      <w:proofErr w:type="gramEnd"/>
-      <w:r>
-        <w:rPr>
-          <w:rFonts w:cs="Times New Roman"/>
-          <w:szCs w:val="28"/>
-          <w:lang w:val="en-US"/>
-        </w:rPr>
-        <w:t>.</w:t>
-      </w:r>
-      <w:proofErr w:type="gramStart"/>
-      <w:r>
-        <w:rPr>
-          <w:rFonts w:cs="Times New Roman"/>
-          <w:szCs w:val="28"/>
-          <w:lang w:val="en-US"/>
-        </w:rPr>
-        <w:t>IsNullOrEmpty</w:t>
-      </w:r>
-      <w:proofErr w:type="spellEnd"/>
-      <w:r>
-        <w:rPr>
-          <w:rFonts w:cs="Times New Roman"/>
-          <w:szCs w:val="28"/>
-          <w:lang w:val="en-US"/>
-        </w:rPr>
-        <w:t>(</w:t>
-      </w:r>
-      <w:proofErr w:type="spellStart"/>
-      <w:proofErr w:type="gramEnd"/>
       <w:r>
         <w:rPr>
           <w:rFonts w:cs="Times New Roman"/>
@@ -4059,6 +3801,7 @@
         <w:rPr>
           <w:rFonts w:cs="Times New Roman"/>
           <w:szCs w:val="28"/>
+          <w:lang w:val="en-US"/>
         </w:rPr>
       </w:pPr>
       <w:r>
@@ -4073,6 +3816,7 @@
         <w:rPr>
           <w:rFonts w:cs="Times New Roman"/>
           <w:szCs w:val="28"/>
+          <w:lang w:val="en-US"/>
         </w:rPr>
         <w:t>Index.cshtml</w:t>
       </w:r>
@@ -4086,6 +3830,7 @@
         <w:rPr>
           <w:rFonts w:cs="Times New Roman"/>
           <w:szCs w:val="28"/>
+          <w:lang w:val="en-US"/>
         </w:rPr>
       </w:pPr>
     </w:p>
@@ -4272,25 +4017,7 @@
           <w:szCs w:val="28"/>
           <w:lang w:val="en-US"/>
         </w:rPr>
-        <w:t>/core"&gt;building Web apps with ASP.NET Core&lt;/a</w:t>
-      </w:r>
-      <w:proofErr w:type="gramStart"/>
-      <w:r>
-        <w:rPr>
-          <w:rFonts w:cs="Times New Roman"/>
-          <w:szCs w:val="28"/>
-          <w:lang w:val="en-US"/>
-        </w:rPr>
-        <w:t>&gt;.&lt;</w:t>
-      </w:r>
-      <w:proofErr w:type="gramEnd"/>
-      <w:r>
-        <w:rPr>
-          <w:rFonts w:cs="Times New Roman"/>
-          <w:szCs w:val="28"/>
-          <w:lang w:val="en-US"/>
-        </w:rPr>
-        <w:t>/p&gt;</w:t>
+        <w:t>/core"&gt;building Web apps with ASP.NET Core&lt;/a&gt;.&lt;/p&gt;</w:t>
       </w:r>
     </w:p>
     <w:p>
@@ -4391,14 +4118,7 @@
           <w:rFonts w:cs="Times New Roman"/>
           <w:szCs w:val="28"/>
         </w:rPr>
-        <w:t xml:space="preserve">/ — </w:t>
-      </w:r>
-      <w:r>
-        <w:rPr>
-          <w:rFonts w:cs="Times New Roman"/>
-          <w:szCs w:val="28"/>
-        </w:rPr>
-        <w:t>статические файлы</w:t>
+        <w:t>/ — статические файлы</w:t>
       </w:r>
     </w:p>
     <w:p>
@@ -5924,6 +5644,7 @@
   <w:style w:type="character" w:default="1" w:styleId="a0">
     <w:name w:val="Default Paragraph Font"/>
     <w:uiPriority w:val="1"/>
+    <w:semiHidden/>
     <w:unhideWhenUsed/>
   </w:style>
   <w:style w:type="table" w:default="1" w:styleId="a1">
